--- a/companies/saltmarsh-environmental/People/2019.10.08 - Onboarding - Joseph Nichols.docx
+++ b/companies/saltmarsh-environmental/People/2019.10.08 - Onboarding - Joseph Nichols.docx
@@ -7,32 +7,32 @@
         <w:pStyle w:val="Heading1"/>
       </w:pPr>
       <w:r>
-        <w:t>Onboarding Record: Joseph Nichols, Field Technician</w:t>
+        <w:t>Welcome to Joseph Nichols</w:t>
       </w:r>
     </w:p>
     <w:p>
       <w:r>
-        <w:t>Prepared by Angela Flynn, Managing Principal. File copy. This is the record of what the new employee was told on his first day and what is expected of him through his first field season.</w:t>
+        <w:t>Joseph Nichols joined the firm this week as a field technician, and this note is the formal record of it. Joseph comes onto the consulting side, where nearly everything we do begins in the field. A delineation, a Phase I, a round of sediment sampling, a monitoring visit: each of them starts with a technician standing on a site with a notebook, and the quality of the submission that eventually reaches an agency is set, more than by anything else, by the quality of the record he brings back. That is the work Joseph is here to do, and it is work we take seriously.</w:t>
       </w:r>
     </w:p>
     <w:p>
       <w:r>
-        <w:t>Joseph Nichols joins the consulting group as a Field Technician and reports to me. Welcome. The firm is five people, which is worth saying plainly on the first day: there is very little between what you write down in the field and what a client or an agency reads. Nobody here will spend a week telling you what to do, and nobody here will catch an error you have already smoothed over. Ask early, ask twice if you need to, and put the answer in your notes.</w:t>
+        <w:t>Joseph reports to John Sanchez, our senior scientist. John will set his assignments, review his field notes, and be the person he takes his questions to when a site does not read the way the plan said it would. For his first weeks Joseph will work alongside our other field staff rather than run a site on his own, so that he learns how we set a station, key a photo log to a sketch, and write a day up while it is still fresh in his head. John will tell him when he is ready to carry a site by himself, and until then he will not be out there on his own. We are in no hurry to shorten that.</w:t>
       </w:r>
     </w:p>
     <w:p>
       <w:r>
-        <w:t>The role is field support across the practice: delineations, Phase I site reconnaissance, sediment and surface water sampling, and the monitoring visits that our restoration permits require on a schedule nobody in this office controls. He will not run a delineation on his own for some time. He will be on the flag line, on the auger, and on the data sheets, and he will be the person who knows where every sample went and who had it last. Chain of custody is his to keep clean from the first cooler he touches. A sample with a gap in its paperwork is not a sample; it is an expense.</w:t>
+        <w:t>A few practical things for the first period. Field days start early and follow the tide, so the week will not always look like an office week; John will hand Joseph the schedule for the coming week by the Friday before. Joseph should draw his waders, boots, and field kit from the equipment room this week and tell John right away if anything is missing or does not fit, because gear that does not fit is how people get hurt on a mudflat. Field notebooks and timesheets are due the day the work is done, not the week after, and Joseph should write down more than he thinks he will need.</w:t>
       </w:r>
     </w:p>
     <w:p>
       <w:r>
-        <w:t>First-period logistics. Field kit and boots are issued out of the shop; calibration and battery checks happen the afternoon before a field day, not in the truck at the trailhead. He is paired with a senior staff member on every visit until I say otherwise, and the pairing is not a formality: watch how the call gets made, then ask why it was made that way once you are back in the truck. Notes are written in the field and transcribed the same week, while the site is still in his head. Timesheets are coded to the engagement, daily. Anything with his observations in it comes to me before it goes anywhere else.</w:t>
+        <w:t>What I most want Joseph to understand early is why we are as particular about the record as we are. Our reports are read by agency reviewers, sometimes years after the field work is finished, and if we cannot support a finding with a dated, legible record, we cannot stand behind it. From what we saw of Joseph before we hired him, careful documentation is already his habit, which is exactly what this firm needs. Welcome to Saltmarsh. My door is open, and so is John's, and neither of us minds a question that turns out to have an obvious answer.</w:t>
       </w:r>
     </w:p>
     <w:p>
       <w:r>
-        <w:t>Expectations. He documents more than he is asked to, which I am told his previous reviewers appreciated. Keep it. It is easier to cut a note than to reconstruct one, and I would rather trim a page than guess at a gap. Someone senior will cut his first several write-ups back to the technical spine. That is editing, not a verdict on the work. Say so when you are unsure of a call; a hedge with a reason behind it is worth more to me than a confident sentence I have to take on faith. And nothing leaves this office carrying a number I cannot trace back to the sheet it came from. That has been the rule here since the beginning and it now applies to Joseph as much as to me. We will sit down at the end of the field season and go through how it went.</w:t>
+        <w:t>Angela Flynn, Managing Principal</w:t>
       </w:r>
     </w:p>
     <w:sectPr>
